--- a/brand-voice/The-White-Box-Studio-Brand-Voice-Positioning-v1.1.docx
+++ b/brand-voice/The-White-Box-Studio-Brand-Voice-Positioning-v1.1.docx
@@ -896,7 +896,7 @@
           <w:rPr>
             <w:rStyle w:val="Hyperlink"/>
           </w:rPr>
-          <w:t xml:space="preserve">WhatsApp +972 54 521 6416</w:t>
+          <w:t xml:space="preserve">WhatsApp +972 54 685 5568</w:t>
         </w:r>
       </w:hyperlink>
       <w:r>
@@ -3345,7 +3345,7 @@
           <w:rPr>
             <w:rStyle w:val="Hyperlink"/>
           </w:rPr>
-          <w:t xml:space="preserve">+972 54 521 6416</w:t>
+          <w:t xml:space="preserve">+972 54 685 5568</w:t>
         </w:r>
       </w:hyperlink>
       <w:r>
@@ -3956,7 +3956,7 @@
           <w:rPr>
             <w:rStyle w:val="Hyperlink"/>
           </w:rPr>
-          <w:t xml:space="preserve">וואטסאפ +972 54 521 6416</w:t>
+          <w:t xml:space="preserve">וואטסאפ +972 54 685 5568</w:t>
         </w:r>
       </w:hyperlink>
       <w:r>
@@ -6443,7 +6443,7 @@
           <w:rPr>
             <w:rStyle w:val="Hyperlink"/>
           </w:rPr>
-          <w:t xml:space="preserve">+972 54 521 6416</w:t>
+          <w:t xml:space="preserve">+972 54 685 5568</w:t>
         </w:r>
       </w:hyperlink>
       <w:r>
